--- a/_site/ofimatica/2023-05-31-combinando-hojas-de-excel-con-vba/index.docx
+++ b/_site/ofimatica/2023-05-31-combinando-hojas-de-excel-con-vba/index.docx
@@ -50,7 +50,7 @@
         <w:pStyle w:val="Heading1"/>
       </w:pPr>
       <w:r>
-        <w:t xml:space="preserve">Combinando Hojas de Excel: VBA</w:t>
+        <w:t xml:space="preserve">Combinar múltiples hojas Excel VBA</w:t>
       </w:r>
     </w:p>
     <w:p>
@@ -199,7 +199,15 @@
     </w:p>
     <w:p>
       <w:pPr>
-        <w:pStyle w:val="FirstParagraph"/>
+        <w:pStyle w:val="AbstractFirstParagraph"/>
+      </w:pPr>
+      <w:r>
+        <w:t xml:space="preserve">This article introduces a simple VBA macro designed to merge all sheets from multiple Excel files into a single workbook. The macro automates the process of data consolidation, which is particularly useful for repetitive tasks in econometrics or any field requiring data aggregation from various sources. The method involves opening each file in read-only mode, copying all sheets to a target workbook, and then closing the source workbook to proceed to the next file in the directory.</w:t>
+      </w:r>
+    </w:p>
+    <w:p>
+      <w:pPr>
+        <w:pStyle w:val="BodyText"/>
       </w:pPr>
       <w:r>
         <w:rPr>
@@ -224,7 +232,7 @@
         <w:pStyle w:val="Heading1"/>
       </w:pPr>
       <w:r>
-        <w:t xml:space="preserve">Combinando Hojas de Excel: VBA</w:t>
+        <w:t xml:space="preserve">Combinar múltiples hojas Excel VBA</w:t>
       </w:r>
     </w:p>
     <w:bookmarkEnd w:id="26"/>
@@ -795,7 +803,7 @@
     </w:p>
     <w:bookmarkEnd w:id="29"/>
     <w:bookmarkEnd w:id="30"/>
-    <w:bookmarkStart w:id="59" w:name="publicaciones-similares"/>
+    <w:bookmarkStart w:id="57" w:name="publicaciones-similares"/>
     <w:p>
       <w:pPr>
         <w:pStyle w:val="Heading1"/>
@@ -1087,34 +1095,13 @@
     </w:p>
     <w:p>
       <w:pPr>
-        <w:pStyle w:val="Compact"/>
-        <w:numPr>
-          <w:ilvl w:val="0"/>
-          <w:numId w:val="1003"/>
-        </w:numPr>
-      </w:pPr>
-      <w:hyperlink r:id="rId57"/>
-      <w:r>
-        <w:t xml:space="preserve"> </w:t>
-      </w:r>
-      <w:hyperlink r:id="rId58">
-        <w:r>
-          <w:rPr>
-            <w:rStyle w:val="Hyperlink"/>
-          </w:rPr>
-          <w:t xml:space="preserve">Por Editar</w:t>
-        </w:r>
-      </w:hyperlink>
-    </w:p>
-    <w:p>
-      <w:pPr>
         <w:pStyle w:val="FirstParagraph"/>
       </w:pPr>
       <w:r>
         <w:t xml:space="preserve">Esperamos que encuentres estas publicaciones igualmente interesantes y útiles. ¡Disfruta de la lectura!</w:t>
       </w:r>
     </w:p>
-    <w:bookmarkEnd w:id="59"/>
+    <w:bookmarkEnd w:id="57"/>
     <w:sectPr>
       <w:headerReference r:id="rId9" w:type="even"/>
       <w:headerReference r:id="rId11" w:type="default"/>
